--- a/public/fun/forms/이력서_인테리어시공·설계_3_타임라인형.docx
+++ b/public/fun/forms/이력서_인테리어시공·설계_3_타임라인형.docx
@@ -226,7 +226,7 @@
           <w:spacing w:val="30"/>
           <w:sz w:val="21"/>
         </w:rPr>
-        <w:t>면허 · 자격</w:t>
+        <w:t>학력 · 교육</w:t>
       </w:r>
     </w:p>
     <w:p>
@@ -281,7 +281,7 @@
                 <w:color w:val="A9B0B8"/>
                 <w:sz w:val="18"/>
               </w:rPr>
-              <w:t>취득일</w:t>
+              <w:t>기 간</w:t>
             </w:r>
           </w:p>
         </w:tc>
@@ -307,7 +307,7 @@
                 <w:color w:val="193357"/>
                 <w:sz w:val="21"/>
               </w:rPr>
-              <w:t>면허 · 자격명</w:t>
+              <w:t>학교 / 기관</w:t>
             </w:r>
           </w:p>
           <w:p>
@@ -321,7 +321,7 @@
                 <w:color w:val="A9B0B8"/>
                 <w:sz w:val="18"/>
               </w:rPr>
-              <w:t>발급 기관 · 번 호</w:t>
+              <w:t>내 용</w:t>
             </w:r>
           </w:p>
           <w:p>
@@ -376,7 +376,7 @@
                 <w:color w:val="A9B0B8"/>
                 <w:sz w:val="18"/>
               </w:rPr>
-              <w:t>취득일</w:t>
+              <w:t>기 간</w:t>
             </w:r>
           </w:p>
         </w:tc>
@@ -402,7 +402,7 @@
                 <w:color w:val="193357"/>
                 <w:sz w:val="21"/>
               </w:rPr>
-              <w:t>면허 · 자격명</w:t>
+              <w:t>학교 / 기관</w:t>
             </w:r>
           </w:p>
           <w:p>
@@ -416,7 +416,7 @@
                 <w:color w:val="A9B0B8"/>
                 <w:sz w:val="18"/>
               </w:rPr>
-              <w:t>발급 기관 · 번 호</w:t>
+              <w:t>내 용</w:t>
             </w:r>
           </w:p>
           <w:p>
@@ -471,7 +471,7 @@
                 <w:color w:val="A9B0B8"/>
                 <w:sz w:val="18"/>
               </w:rPr>
-              <w:t>취득일</w:t>
+              <w:t>기 간</w:t>
             </w:r>
           </w:p>
         </w:tc>
@@ -497,7 +497,7 @@
                 <w:color w:val="193357"/>
                 <w:sz w:val="21"/>
               </w:rPr>
-              <w:t>면허 · 자격명</w:t>
+              <w:t>학교 / 기관</w:t>
             </w:r>
           </w:p>
           <w:p>
@@ -511,7 +511,7 @@
                 <w:color w:val="A9B0B8"/>
                 <w:sz w:val="18"/>
               </w:rPr>
-              <w:t>발급 기관 · 번 호</w:t>
+              <w:t>내 용</w:t>
             </w:r>
           </w:p>
           <w:p>
@@ -1126,7 +1126,7 @@
           <w:spacing w:val="30"/>
           <w:sz w:val="21"/>
         </w:rPr>
-        <w:t>학력 · 교육</w:t>
+        <w:t>면허 · 자격</w:t>
       </w:r>
     </w:p>
     <w:p>
@@ -1181,7 +1181,7 @@
                 <w:color w:val="A9B0B8"/>
                 <w:sz w:val="18"/>
               </w:rPr>
-              <w:t>기 간</w:t>
+              <w:t>취득일</w:t>
             </w:r>
           </w:p>
         </w:tc>
@@ -1207,7 +1207,7 @@
                 <w:color w:val="193357"/>
                 <w:sz w:val="21"/>
               </w:rPr>
-              <w:t>학교 / 기관</w:t>
+              <w:t>면허 · 자격명</w:t>
             </w:r>
           </w:p>
           <w:p>
@@ -1221,7 +1221,7 @@
                 <w:color w:val="A9B0B8"/>
                 <w:sz w:val="18"/>
               </w:rPr>
-              <w:t>내 용</w:t>
+              <w:t>발급 기관 · 번 호</w:t>
             </w:r>
           </w:p>
           <w:p>
@@ -1276,7 +1276,7 @@
                 <w:color w:val="A9B0B8"/>
                 <w:sz w:val="18"/>
               </w:rPr>
-              <w:t>기 간</w:t>
+              <w:t>취득일</w:t>
             </w:r>
           </w:p>
         </w:tc>
@@ -1302,7 +1302,7 @@
                 <w:color w:val="193357"/>
                 <w:sz w:val="21"/>
               </w:rPr>
-              <w:t>학교 / 기관</w:t>
+              <w:t>면허 · 자격명</w:t>
             </w:r>
           </w:p>
           <w:p>
@@ -1316,7 +1316,7 @@
                 <w:color w:val="A9B0B8"/>
                 <w:sz w:val="18"/>
               </w:rPr>
-              <w:t>내 용</w:t>
+              <w:t>발급 기관 · 번 호</w:t>
             </w:r>
           </w:p>
           <w:p>
@@ -1371,7 +1371,7 @@
                 <w:color w:val="A9B0B8"/>
                 <w:sz w:val="18"/>
               </w:rPr>
-              <w:t>기 간</w:t>
+              <w:t>취득일</w:t>
             </w:r>
           </w:p>
         </w:tc>
@@ -1397,7 +1397,7 @@
                 <w:color w:val="193357"/>
                 <w:sz w:val="21"/>
               </w:rPr>
-              <w:t>학교 / 기관</w:t>
+              <w:t>면허 · 자격명</w:t>
             </w:r>
           </w:p>
           <w:p>
@@ -1411,7 +1411,7 @@
                 <w:color w:val="A9B0B8"/>
                 <w:sz w:val="18"/>
               </w:rPr>
-              <w:t>내 용</w:t>
+              <w:t>발급 기관 · 번 호</w:t>
             </w:r>
           </w:p>
           <w:p>

--- a/public/fun/forms/이력서_인테리어시공·설계_3_타임라인형.docx
+++ b/public/fun/forms/이력서_인테리어시공·설계_3_타임라인형.docx
@@ -1687,7 +1687,7 @@
                 <w:color w:val="34598E"/>
                 <w:sz w:val="19"/>
               </w:rPr>
-              <w:t>2021~현재 · ○○인테리어 · 상가 리모델링 28건 · 평균 공기 준수율 96%, 하자 접수 −35%</w:t>
+              <w:t>기간 입력 · ○○인테리어 · 상가 리모델링 28건 · 평균 공기 준수율 96%, 하자 접수 −35%</w:t>
             </w:r>
           </w:p>
         </w:tc>
